--- a/draft_paper_en_final.docx
+++ b/draft_paper_en_final.docx
@@ -3232,7 +3232,7 @@
         <w:pStyle w:val="FirstParagraph"/>
       </w:pPr>
       <w:r>
-        <w:t xml:space="preserve">We developed and validated e-CVRS, an explainable automated atrophy scale that runs in seconds on a standard CPU without external neuroimaging suites. Under strictly leakage-controlled cross-validation, total agreement with expert ratings reached ICC 0.729, with the temporal, parietal, and hippocampal regions in the substantial or moderate range and the frontal lobe moderate. e-CVRS contributed significant independent information to five of six cognitive outcomes — ADAS-Cog-13, memory, executive function, language, and disease severity (CDR-SB) — and, for executive function, matched or exceeded continuous FreeSurfer volumetry; its CSF amyloid correlation exceeded that of manual rating. FreeSurfer volume remained the most sensitive predictor on the range-restricted MMSE, where atrophy signals are attenuated for all measures.</w:t>
+        <w:t xml:space="preserve">We developed and validated e-CVRS, an explainable automated atrophy scale that runs in seconds on a standard CPU without external neuroimaging suites. Under strictly leakage-controlled cross-validation, total agreement with expert ratings reached ICC 0.729, with the temporal, parietal, and hippocampal regions in the substantial or moderate range and the frontal lobe moderate. e-CVRS contributed significant independent information to five of six cognitive outcomes — ADAS-Cog-13, memory, executive function, language, and disease severity (CDR-SB) — and, for executive function, matched or exceeded continuous FreeSurfer volumetry; its CSF amyloid correlation exceeded that of manual rating. FreeSurfer volume remained the most sensitive predictor on the range-restricted MMSE, where atrophy signals are attenuated for all measures. The pattern of associations was neuroanatomically coherent — e-CVRS was most informative for executive function and consistently associated with memory and language, cognitive domains subserved by the frontal, medial-temporal, and temporo-parietal cortex it samples — supporting construct validity beyond a generic severity signal.</w:t>
       </w:r>
     </w:p>
     <w:p>
@@ -3311,9 +3311,9 @@
       <w:pPr>
         <w:pStyle w:val="Heading3"/>
       </w:pPr>
-      <w:bookmarkStart w:id="48" w:name="clinical-implications-and-strengths"/>
-      <w:r>
-        <w:t xml:space="preserve">4.5 Clinical implications and strengths</w:t>
+      <w:bookmarkStart w:id="48" w:name="Xfffbbb5c9a778eb1d9cb34a682fb9fad72efab5"/>
+      <w:r>
+        <w:t xml:space="preserve">4.5 Comparison with related automated approaches</w:t>
       </w:r>
       <w:bookmarkEnd w:id="48"/>
     </w:p>
@@ -3322,7 +3322,25 @@
         <w:pStyle w:val="FirstParagraph"/>
       </w:pPr>
       <w:r>
-        <w:t xml:space="preserve">Because e-CVRS runs instantly on an ordinary PC beside the workstation, with no dedicated server or GPU, hospitals without the resources for automated volumetry can still attempt atrophy quantification. Its overlay output makes it especially useful for training residents, and as a reading aid it can act as a</w:t>
+        <w:t xml:space="preserve">Efforts to remove reader variability from atrophy assessment have largely followed two routes. The first replaces the reader with volumetric segmentation — FreeSurfer [11] and faster deep-learning successors such as FastSurfer [12] and SynthSeg [13] — yielding continuous volumes that are precise but require substantial computation, a trained pipeline, and, as noted, provide no directly inspectable rationale. The second teaches a model to reproduce the visual scale itself: AVRA emulated the Scheltens medial-temporal and related ratings with recurrent convolutional networks [27], and more recent work couples deep-learning segmentation to automated atrophy-scale scoring with subtype classification [28]. e-CVRS differs from both on three axes. It requires neither segmentation nor registration and learns no image features, running from simple geometric rules on a CPU in seconds; it is interpretable by construction rather than through post-hoc saliency, exposing the exact slices, ROI boundaries, CSF masks, and feature weights behind each grade [14]; and it automates an established, clinically validated instrument — the CVRS [1–3] — rather than a bespoke label. The trade-off is sensitivity: learned segmentation captures finer volumetric variance, as our FreeSurfer comparison confirms. e-CVRS therefore occupies a deliberately lightweight, transparent niche between manual rating and heavyweight automation.</w:t>
+      </w:r>
+    </w:p>
+    <w:p>
+      <w:pPr>
+        <w:pStyle w:val="Heading3"/>
+      </w:pPr>
+      <w:bookmarkStart w:id="49" w:name="clinical-implications-and-strengths"/>
+      <w:r>
+        <w:t xml:space="preserve">4.6 Clinical implications and strengths</w:t>
+      </w:r>
+      <w:bookmarkEnd w:id="49"/>
+    </w:p>
+    <w:p>
+      <w:pPr>
+        <w:pStyle w:val="FirstParagraph"/>
+      </w:pPr>
+      <w:r>
+        <w:t xml:space="preserve">Because e-CVRS runs instantly on an ordinary PC beside the workstation, with no dedicated server or GPU, hospitals without the resources for automated volumetry can still attempt atrophy quantification. A full scan is read from disk and graded in a few seconds on a standard laptop (≈1.6 s to load a volume plus sub-second feature extraction). Its overlay output makes it especially useful for training residents, and as a reading aid it can act as a</w:t>
       </w:r>
       <w:r>
         <w:t xml:space="preserve"> </w:t>
@@ -3340,18 +3358,18 @@
         <w:t xml:space="preserve"> </w:t>
       </w:r>
       <w:r>
-        <w:t xml:space="preserve">offering a consistent ruler that flags atrophy easily missed in a busy reading list. Methodological strengths are: (i) runs in seconds on standard CPUs without external suites; (ii) COM alignment is robust to scanner padding, translation, and tilt; (iii) explainability is preserved even while several measurements are synthesized; and (iv) validation is rigorous, with leakage control, bootstrap CIs, a pre-specified multi-outcome regression with FDR, and biological anchoring to CSF.</w:t>
+        <w:t xml:space="preserve">offering a consistent ruler that flags atrophy easily missed in a busy reading list; although each grade draws on a whole-brain feature panel, the overlay still displays every regional measurement and the fixed model weights, so a reader can audit exactly why a grade was assigned. Because it automates the CVRS — whose manual form independently predicts progression from MCI to dementia within three years [2,3] — e-CVRS could make such prognostic screening scalable, a possibility that directly motivates the longitudinal replication proposed below. For safe deployment, the pipeline embeds automated quality control that flags degenerate cases (for example, a center of mass drifting toward the image borders); in this cohort it correctly excluded two corrupt or unreadable scans before analysis. Methodological strengths are: (i) runs in seconds on standard CPUs without external suites; (ii) COM alignment is robust to scanner padding, translation, and tilt; (iii) explainability is preserved even while several measurements are synthesized; and (iv) validation is rigorous, with leakage control, bootstrap CIs, a pre-specified multi-outcome regression with FDR, and biological anchoring to CSF.</w:t>
       </w:r>
     </w:p>
     <w:p>
       <w:pPr>
         <w:pStyle w:val="Heading3"/>
       </w:pPr>
-      <w:bookmarkStart w:id="49" w:name="limitations"/>
-      <w:r>
-        <w:t xml:space="preserve">4.6 Limitations</w:t>
-      </w:r>
-      <w:bookmarkEnd w:id="49"/>
+      <w:bookmarkStart w:id="50" w:name="limitations"/>
+      <w:r>
+        <w:t xml:space="preserve">4.7 Limitations</w:t>
+      </w:r>
+      <w:bookmarkEnd w:id="50"/>
     </w:p>
     <w:p>
       <w:pPr>
@@ -3365,11 +3383,11 @@
       <w:pPr>
         <w:pStyle w:val="Heading3"/>
       </w:pPr>
-      <w:bookmarkStart w:id="50" w:name="future-directions"/>
-      <w:r>
-        <w:t xml:space="preserve">4.7 Future directions</w:t>
-      </w:r>
-      <w:bookmarkEnd w:id="50"/>
+      <w:bookmarkStart w:id="51" w:name="future-directions"/>
+      <w:r>
+        <w:t xml:space="preserve">4.8 Future directions</w:t>
+      </w:r>
+      <w:bookmarkEnd w:id="51"/>
     </w:p>
     <w:p>
       <w:pPr>
@@ -3390,11 +3408,11 @@
       <w:pPr>
         <w:pStyle w:val="Heading2"/>
       </w:pPr>
-      <w:bookmarkStart w:id="51" w:name="conclusions"/>
+      <w:bookmarkStart w:id="52" w:name="conclusions"/>
       <w:r>
         <w:t xml:space="preserve">5. Conclusions</w:t>
       </w:r>
-      <w:bookmarkEnd w:id="51"/>
+      <w:bookmarkEnd w:id="52"/>
     </w:p>
     <w:p>
       <w:pPr>
@@ -3415,11 +3433,11 @@
       <w:pPr>
         <w:pStyle w:val="Heading2"/>
       </w:pPr>
-      <w:bookmarkStart w:id="52" w:name="declarations"/>
+      <w:bookmarkStart w:id="53" w:name="declarations"/>
       <w:r>
         <w:t xml:space="preserve">Declarations</w:t>
       </w:r>
-      <w:bookmarkEnd w:id="52"/>
+      <w:bookmarkEnd w:id="53"/>
     </w:p>
     <w:p>
       <w:pPr>
@@ -3520,7 +3538,538 @@
         <w:t xml:space="preserve"> </w:t>
       </w:r>
       <w:r>
-        <w:t xml:space="preserve">Ho Tae Jeong: Conceptualization, Methodology, Software, Formal analysis, Writing – original draft. Seolah Lee: Investigation, Data curation, Writing – review &amp; editing. Jaeyoung Youn: Validation, Visualization, Writing – review &amp; editing. Jae-Won Jang: Methodology, Resou</w:t>
+        <w:t xml:space="preserve">Ho Tae Jeong: Conceptualization, Methodology, Software, Formal analysis, Writing – original draft. Seolah Lee: Investigation, Data curation, Writing – review &amp; editing. Jaeyoung Youn: Validation, Visualization, Writing – review &amp; editing. Jae-Won Jang: Methodology, Resources, Writing – review &amp; editing. Young Chul Youn: Conceptualization, Supervision, Project administration, Writing – review &amp; editing. All authors read and approved the final manuscript.</w:t>
+      </w:r>
+      <w:r>
+        <w:t xml:space="preserve"> </w:t>
+      </w:r>
+      <w:r>
+        <w:rPr>
+          <w:i/>
+        </w:rPr>
+        <w:t xml:space="preserve">(Please confirm each author’s contributions.)</w:t>
+      </w:r>
+    </w:p>
+    <w:p>
+      <w:pPr>
+        <w:pStyle w:val="BodyText"/>
+      </w:pPr>
+      <w:r>
+        <w:rPr>
+          <w:b/>
+        </w:rPr>
+        <w:t xml:space="preserve">Acknowledgments.</w:t>
+      </w:r>
+      <w:r>
+        <w:t xml:space="preserve"> </w:t>
+      </w:r>
+      <w:r>
+        <w:t xml:space="preserve">Data collection and sharing for this project was funded by the Alzheimer’s Disease Neuroimaging Initiative (ADNI; National Institutes of Health Grant U01 AG024904) and DOD ADNI (Department of Defense award number W81XWH-12-2-0012). ADNI is funded by the National Institute on Aging, the National Institute of Biomedical Imaging and Bioengineering, and through generous contributions from the following: [insert the current ADNI industry-partner list from the standard ADNI acknowledgment block]. The grantee organization is the Northern California Institute for Research and Education, and the study is coordinated by the Alzheimer’s Therapeutic Research Institute at the University of Southern California. ADNI data are disseminated by the Laboratory for Neuro Imaging at the University of Southern California. A complete listing of ADNI investigators is available at http://adni.loni.usc.edu/wp-content/uploads/how_to_apply/ADNI_Acknowledgement_List.pdf.</w:t>
+      </w:r>
+    </w:p>
+    <w:p>
+      <w:r>
+        <w:pict>
+          <v:rect style="width:0;height:1.5pt" o:hralign="center" o:hrstd="t" o:hr="t"/>
+        </w:pict>
+      </w:r>
+    </w:p>
+    <w:p>
+      <w:pPr>
+        <w:pStyle w:val="Heading2"/>
+      </w:pPr>
+      <w:bookmarkStart w:id="54" w:name="references"/>
+      <w:r>
+        <w:t xml:space="preserve">References</w:t>
+      </w:r>
+      <w:bookmarkEnd w:id="54"/>
+    </w:p>
+    <w:p>
+      <w:pPr>
+        <w:numPr>
+          <w:ilvl w:val="0"/>
+          <w:numId w:val="1002"/>
+        </w:numPr>
+        <w:pStyle w:val="Compact"/>
+      </w:pPr>
+      <w:r>
+        <w:t xml:space="preserve">Jang JW, Park SY, Park YH, Baek MJ, Lim JS, Youn YC, et al. A comprehensive visual rating scale of brain magnetic resonance imaging: application in elderly subjects with Alzheimer’s disease, mild cognitive impairment, and normal cognition. J Alzheimers Dis 2015;44:1023–1034.</w:t>
+      </w:r>
+    </w:p>
+    <w:p>
+      <w:pPr>
+        <w:numPr>
+          <w:ilvl w:val="0"/>
+          <w:numId w:val="1002"/>
+        </w:numPr>
+        <w:pStyle w:val="Compact"/>
+      </w:pPr>
+      <w:r>
+        <w:t xml:space="preserve">Jang JW, Park JH, Kim S, Park YH, Pyun JM, Lim JS, et al. A</w:t>
+      </w:r>
+      <w:r>
+        <w:t xml:space="preserve"> </w:t>
+      </w:r>
+      <w:r>
+        <w:t xml:space="preserve">‘</w:t>
+      </w:r>
+      <w:r>
+        <w:t xml:space="preserve">Comprehensive Visual Rating Scale</w:t>
+      </w:r>
+      <w:r>
+        <w:t xml:space="preserve">’</w:t>
+      </w:r>
+      <w:r>
+        <w:t xml:space="preserve"> </w:t>
+      </w:r>
+      <w:r>
+        <w:t xml:space="preserve">for predicting progression to dementia in patients with mild cognitive impairment. PLoS One 2018;13:e0201852.</w:t>
+      </w:r>
+    </w:p>
+    <w:p>
+      <w:pPr>
+        <w:numPr>
+          <w:ilvl w:val="0"/>
+          <w:numId w:val="1002"/>
+        </w:numPr>
+        <w:pStyle w:val="Compact"/>
+      </w:pPr>
+      <w:r>
+        <w:t xml:space="preserve">Chung JK, Jang JW; Alzheimer’s Disease Neuroimaging Initiative. Comprehensive visual rating scale on magnetic resonance imaging: application to prodromal Alzheimer disease. Ann Geriatr Med Res 2021;25:39–44.</w:t>
+      </w:r>
+    </w:p>
+    <w:p>
+      <w:pPr>
+        <w:numPr>
+          <w:ilvl w:val="0"/>
+          <w:numId w:val="1002"/>
+        </w:numPr>
+        <w:pStyle w:val="Compact"/>
+      </w:pPr>
+      <w:r>
+        <w:t xml:space="preserve">Scheltens P, Leys D, Barkhof F, Huglo D, Weinstein HC, Vermersch P, et al. Atrophy of medial temporal lobes on MRI in</w:t>
+      </w:r>
+      <w:r>
+        <w:t xml:space="preserve"> </w:t>
+      </w:r>
+      <w:r>
+        <w:t xml:space="preserve">“</w:t>
+      </w:r>
+      <w:r>
+        <w:t xml:space="preserve">probable</w:t>
+      </w:r>
+      <w:r>
+        <w:t xml:space="preserve">”</w:t>
+      </w:r>
+      <w:r>
+        <w:t xml:space="preserve"> </w:t>
+      </w:r>
+      <w:r>
+        <w:t xml:space="preserve">Alzheimer’s disease and normal ageing. J Neurol Neurosurg Psychiatry 1992;55:967–972.</w:t>
+      </w:r>
+    </w:p>
+    <w:p>
+      <w:pPr>
+        <w:numPr>
+          <w:ilvl w:val="0"/>
+          <w:numId w:val="1002"/>
+        </w:numPr>
+        <w:pStyle w:val="Compact"/>
+      </w:pPr>
+      <w:r>
+        <w:t xml:space="preserve">Kim GH, Kim JE, Choi KG, Lim SM, Lee JM, Na DL, et al. T1-weighted axial visual rating scale for an assessment of medial temporal atrophy in Alzheimer’s disease. J Alzheimers Dis 2014;41:169–178.</w:t>
+      </w:r>
+    </w:p>
+    <w:p>
+      <w:pPr>
+        <w:numPr>
+          <w:ilvl w:val="0"/>
+          <w:numId w:val="1002"/>
+        </w:numPr>
+        <w:pStyle w:val="Compact"/>
+      </w:pPr>
+      <w:r>
+        <w:t xml:space="preserve">Victoroff J, Mack WJ, Grafton ST, Schreiber SS, Chui HC. A method to improve interrater reliability of visual inspection of brain MRI scans in dementia. Neurology 1994;44:2267–2276.</w:t>
+      </w:r>
+    </w:p>
+    <w:p>
+      <w:pPr>
+        <w:numPr>
+          <w:ilvl w:val="0"/>
+          <w:numId w:val="1002"/>
+        </w:numPr>
+        <w:pStyle w:val="Compact"/>
+      </w:pPr>
+      <w:r>
+        <w:t xml:space="preserve">Koedam EL, Lehmann M, van der Flier WM, Scheltens P, Pijnenburg YA, Fox N, et al. Visual assessment of posterior atrophy: development of a MRI rating scale. Eur Radiol 2011;21:2618–2625.</w:t>
+      </w:r>
+    </w:p>
+    <w:p>
+      <w:pPr>
+        <w:numPr>
+          <w:ilvl w:val="0"/>
+          <w:numId w:val="1002"/>
+        </w:numPr>
+        <w:pStyle w:val="Compact"/>
+      </w:pPr>
+      <w:r>
+        <w:t xml:space="preserve">Pasquier F, Leys D, Weerts JG, Mounier-Vehier F, Barkhof F, Scheltens P. Inter- and intraobserver reproducibility of cerebral atrophy assessment on MRI scans with hemispheric infarcts. Eur Neurol 1996;36:268–272.</w:t>
+      </w:r>
+    </w:p>
+    <w:p>
+      <w:pPr>
+        <w:numPr>
+          <w:ilvl w:val="0"/>
+          <w:numId w:val="1002"/>
+        </w:numPr>
+        <w:pStyle w:val="Compact"/>
+      </w:pPr>
+      <w:r>
+        <w:t xml:space="preserve">Frisoni GB, Fox NC, Jack CR Jr, Scheltens P, Thompson PM. The clinical use of structural MRI in Alzheimer disease. Nat Rev Neurol 2010;6:67–77.</w:t>
+      </w:r>
+    </w:p>
+    <w:p>
+      <w:pPr>
+        <w:numPr>
+          <w:ilvl w:val="0"/>
+          <w:numId w:val="1002"/>
+        </w:numPr>
+        <w:pStyle w:val="Compact"/>
+      </w:pPr>
+      <w:r>
+        <w:t xml:space="preserve">Jack CR Jr, Bernstein MA, Fox NC, Thompson P, Alexander G, Harvey D, et al. The Alzheimer’s Disease Neuroimaging Initiative (ADNI): MRI methods. J Magn Reson Imaging 2008;27:685–691.</w:t>
+      </w:r>
+    </w:p>
+    <w:p>
+      <w:pPr>
+        <w:numPr>
+          <w:ilvl w:val="0"/>
+          <w:numId w:val="1002"/>
+        </w:numPr>
+        <w:pStyle w:val="Compact"/>
+      </w:pPr>
+      <w:r>
+        <w:t xml:space="preserve">Fischl B. FreeSurfer. Neuroimage 2012;62:774–781.</w:t>
+      </w:r>
+    </w:p>
+    <w:p>
+      <w:pPr>
+        <w:numPr>
+          <w:ilvl w:val="0"/>
+          <w:numId w:val="1002"/>
+        </w:numPr>
+        <w:pStyle w:val="Compact"/>
+      </w:pPr>
+      <w:r>
+        <w:t xml:space="preserve">Henschel L, Conjeti S, Estrada S, Diers K, Fischl B, Reuter M. FastSurfer: a fast and accurate deep learning based neuroimaging pipeline. Neuroimage 2020;219:117012.</w:t>
+      </w:r>
+    </w:p>
+    <w:p>
+      <w:pPr>
+        <w:numPr>
+          <w:ilvl w:val="0"/>
+          <w:numId w:val="1002"/>
+        </w:numPr>
+        <w:pStyle w:val="Compact"/>
+      </w:pPr>
+      <w:r>
+        <w:t xml:space="preserve">Billot B, Greve DN, Puonti O, Thielscher A, Van Leemput K, Fischl B, et al. SynthSeg: segmentation of brain MRI scans of any contrast and resolution without retraining. Med Image Anal 2023;83:102789.</w:t>
+      </w:r>
+    </w:p>
+    <w:p>
+      <w:pPr>
+        <w:numPr>
+          <w:ilvl w:val="0"/>
+          <w:numId w:val="1002"/>
+        </w:numPr>
+        <w:pStyle w:val="Compact"/>
+      </w:pPr>
+      <w:r>
+        <w:t xml:space="preserve">Rudin C. Stop explaining black box machine learning models for high stakes decisions and use interpretable models instead. Nat Mach Intell 2019;1:206–215.</w:t>
+      </w:r>
+    </w:p>
+    <w:p>
+      <w:pPr>
+        <w:numPr>
+          <w:ilvl w:val="0"/>
+          <w:numId w:val="1002"/>
+        </w:numPr>
+        <w:pStyle w:val="Compact"/>
+      </w:pPr>
+      <w:r>
+        <w:t xml:space="preserve">Folstein MF, Folstein SE, McHugh PR.</w:t>
+      </w:r>
+      <w:r>
+        <w:t xml:space="preserve"> </w:t>
+      </w:r>
+      <w:r>
+        <w:t xml:space="preserve">“</w:t>
+      </w:r>
+      <w:r>
+        <w:t xml:space="preserve">Mini-mental state</w:t>
+      </w:r>
+      <w:r>
+        <w:t xml:space="preserve">”</w:t>
+      </w:r>
+      <w:r>
+        <w:t xml:space="preserve">: a practical method for grading the cognitive state of patients for the clinician. J Psychiatr Res 1975;12:189–198.</w:t>
+      </w:r>
+    </w:p>
+    <w:p>
+      <w:pPr>
+        <w:numPr>
+          <w:ilvl w:val="0"/>
+          <w:numId w:val="1002"/>
+        </w:numPr>
+        <w:pStyle w:val="Compact"/>
+      </w:pPr>
+      <w:r>
+        <w:t xml:space="preserve">Cohen J. Weighted kappa: nominal scale agreement with provision for scaled disagreement or partial credit. Psychol Bull 1968;70:213–220.</w:t>
+      </w:r>
+    </w:p>
+    <w:p>
+      <w:pPr>
+        <w:numPr>
+          <w:ilvl w:val="0"/>
+          <w:numId w:val="1002"/>
+        </w:numPr>
+        <w:pStyle w:val="Compact"/>
+      </w:pPr>
+      <w:r>
+        <w:t xml:space="preserve">Landis JR, Koch GG. The measurement of observer agreement for categorical data. Biometrics 1977;33:159–174.</w:t>
+      </w:r>
+    </w:p>
+    <w:p>
+      <w:pPr>
+        <w:numPr>
+          <w:ilvl w:val="0"/>
+          <w:numId w:val="1002"/>
+        </w:numPr>
+        <w:pStyle w:val="Compact"/>
+      </w:pPr>
+      <w:r>
+        <w:t xml:space="preserve">Koo TK, Li MY. A guideline of selecting and reporting intraclass correlation coefficients for reliability research. J Chiropr Med 2016;15:155–163.</w:t>
+      </w:r>
+    </w:p>
+    <w:p>
+      <w:pPr>
+        <w:numPr>
+          <w:ilvl w:val="0"/>
+          <w:numId w:val="1002"/>
+        </w:numPr>
+        <w:pStyle w:val="Compact"/>
+      </w:pPr>
+      <w:r>
+        <w:t xml:space="preserve">Bland JM, Altman DG. Statistical methods for assessing agreement between two methods of clinical measurement. Lancet 1986;1:307–310.</w:t>
+      </w:r>
+    </w:p>
+    <w:p>
+      <w:pPr>
+        <w:numPr>
+          <w:ilvl w:val="0"/>
+          <w:numId w:val="1002"/>
+        </w:numPr>
+        <w:pStyle w:val="Compact"/>
+      </w:pPr>
+      <w:r>
+        <w:t xml:space="preserve">Benjamini Y, Hochberg Y. Controlling the false discovery rate: a practical and powerful approach to multiple testing. J R Stat Soc Series B 1995;57:289–300.</w:t>
+      </w:r>
+    </w:p>
+    <w:p>
+      <w:pPr>
+        <w:numPr>
+          <w:ilvl w:val="0"/>
+          <w:numId w:val="1002"/>
+        </w:numPr>
+        <w:pStyle w:val="Compact"/>
+      </w:pPr>
+      <w:r>
+        <w:t xml:space="preserve">Bossuyt PM, Reitsma JB, Bruns DE, Gatsonis CA, Glasziou PP, Irwig L, et al. STARD 2015: an updated list of essential items for reporting diagnostic accuracy studies. BMJ 2015;351:h5527.</w:t>
+      </w:r>
+    </w:p>
+    <w:p>
+      <w:pPr>
+        <w:numPr>
+          <w:ilvl w:val="0"/>
+          <w:numId w:val="1002"/>
+        </w:numPr>
+        <w:pStyle w:val="Compact"/>
+      </w:pPr>
+      <w:r>
+        <w:t xml:space="preserve">Collins GS, Reitsma JB, Altman DG, Moons KG. Transparent reporting of a multivariable prediction model for individual prognosis or diagnosis (TRIPOD): the TRIPOD statement. BMJ 2015;350:g7594.</w:t>
+      </w:r>
+    </w:p>
+    <w:p>
+      <w:pPr>
+        <w:numPr>
+          <w:ilvl w:val="0"/>
+          <w:numId w:val="1002"/>
+        </w:numPr>
+        <w:pStyle w:val="Compact"/>
+      </w:pPr>
+      <w:r>
+        <w:t xml:space="preserve">Wahlund LO, Barkhof F, Fazekas F, Bronge L, Augustin M, Sjögren M, et al. A new rating scale for age-related white matter changes applicable to MRI and CT. Stroke 2001;32:1318–1322.</w:t>
+      </w:r>
+    </w:p>
+    <w:p>
+      <w:pPr>
+        <w:numPr>
+          <w:ilvl w:val="0"/>
+          <w:numId w:val="1002"/>
+        </w:numPr>
+        <w:pStyle w:val="Compact"/>
+      </w:pPr>
+      <w:r>
+        <w:t xml:space="preserve">Crane PK, Carle A, Gibbons LE, Insel P, Mackin RS, Gross A, et al. Development and assessment of a composite score for memory in the Alzheimer’s Disease Neuroimaging Initiative (ADNI). Brain Imaging Behav 2012;6:502–516.</w:t>
+      </w:r>
+    </w:p>
+    <w:p>
+      <w:pPr>
+        <w:numPr>
+          <w:ilvl w:val="0"/>
+          <w:numId w:val="1002"/>
+        </w:numPr>
+        <w:pStyle w:val="Compact"/>
+      </w:pPr>
+      <w:r>
+        <w:t xml:space="preserve">Gibbons LE, Carle AC, Mackin RS, Harvey D, Mukherjee S, Insel P, et al. A composite score for executive functioning, validated in Alzheimer’s Disease Neuroimaging Initiative (ADNI) participants with baseline mild cognitive impairment. Brain Imaging Behav 2012;6:517–527.</w:t>
+      </w:r>
+    </w:p>
+    <w:p>
+      <w:pPr>
+        <w:numPr>
+          <w:ilvl w:val="0"/>
+          <w:numId w:val="1002"/>
+        </w:numPr>
+        <w:pStyle w:val="Compact"/>
+      </w:pPr>
+      <w:r>
+        <w:t xml:space="preserve">Shaw LM, Vanderstichele H, Knapik-Czajka M, Clark CM, Aisen PS, Petersen RC, et al. Cerebrospinal fluid biomarker signature in Alzheimer’s Disease Neuroimaging Initiative subjects. Ann Neurol 2009;65:403–413.</w:t>
+      </w:r>
+    </w:p>
+    <w:p>
+      <w:pPr>
+        <w:numPr>
+          <w:ilvl w:val="0"/>
+          <w:numId w:val="1002"/>
+        </w:numPr>
+        <w:pStyle w:val="Compact"/>
+      </w:pPr>
+      <w:r>
+        <w:t xml:space="preserve">Mårtensson G, Ferreira D, Cavallin L, Muehlboeck JS, Wahlund LO, Wang C, et al. AVRA: automatic visual ratings of atrophy from MRI images using recurrent convolutional neural networks. Neuroimage Clin 2019;23:101872.</w:t>
+      </w:r>
+    </w:p>
+    <w:p>
+      <w:pPr>
+        <w:numPr>
+          <w:ilvl w:val="0"/>
+          <w:numId w:val="1002"/>
+        </w:numPr>
+        <w:pStyle w:val="Compact"/>
+      </w:pPr>
+      <w:r>
+        <w:t xml:space="preserve">Choe YS, Kim REY, Kim HW, Kim J, Lee H, Lee MK, et al. Automated scoring of Alzheimer’s disease atrophy scale with subtype classification using deep learning-based T1-weighted magnetic resonance image segmentation. J Alzheimers Dis Rep 2024;8:863–878.</w:t>
+      </w:r>
+    </w:p>
+    <w:p>
+      <w:r>
+        <w:pict>
+          <v:rect style="width:0;height:1.5pt" o:hralign="center" o:hrstd="t" o:hr="t"/>
+        </w:pict>
+      </w:r>
+    </w:p>
+    <w:p>
+      <w:pPr>
+        <w:pStyle w:val="Heading2"/>
+      </w:pPr>
+      <w:bookmarkStart w:id="55" w:name="figure-legends"/>
+      <w:r>
+        <w:t xml:space="preserve">Figure Legends</w:t>
+      </w:r>
+      <w:bookmarkEnd w:id="55"/>
+    </w:p>
+    <w:p>
+      <w:pPr>
+        <w:numPr>
+          <w:ilvl w:val="0"/>
+          <w:numId w:val="1003"/>
+        </w:numPr>
+        <w:pStyle w:val="Compact"/>
+      </w:pPr>
+      <w:r>
+        <w:rPr>
+          <w:b/>
+        </w:rPr>
+        <w:t xml:space="preserve">Figure 1.</w:t>
+      </w:r>
+      <w:r>
+        <w:t xml:space="preserve"> </w:t>
+      </w:r>
+      <w:r>
+        <w:t xml:space="preserve">Overview of the e-CVRS pipeline (COM alignment → ROI → CSF ratio, volume, and ventricular features → linear score → grade, verifiable via overlays).</w:t>
+      </w:r>
+    </w:p>
+    <w:p>
+      <w:pPr>
+        <w:numPr>
+          <w:ilvl w:val="0"/>
+          <w:numId w:val="1003"/>
+        </w:numPr>
+        <w:pStyle w:val="Compact"/>
+      </w:pPr>
+      <w:r>
+        <w:rPr>
+          <w:b/>
+        </w:rPr>
+        <w:t xml:space="preserve">Figure 2.</w:t>
+      </w:r>
+      <w:r>
+        <w:t xml:space="preserve"> </w:t>
+      </w:r>
+      <w:r>
+        <w:t xml:space="preserve">Region-wise and total agreement between e-CVRS and expert ratings (95% CI), highest in the temporal lobe and hippocampi, lowest frontally.</w:t>
+      </w:r>
+    </w:p>
+    <w:p>
+      <w:pPr>
+        <w:numPr>
+          <w:ilvl w:val="0"/>
+          <w:numId w:val="1003"/>
+        </w:numPr>
+        <w:pStyle w:val="Compact"/>
+      </w:pPr>
+      <w:r>
+        <w:rPr>
+          <w:b/>
+        </w:rPr>
+        <w:t xml:space="preserve">Figure 3.</w:t>
+      </w:r>
+      <w:r>
+        <w:t xml:space="preserve"> </w:t>
+      </w:r>
+      <w:r>
+        <w:t xml:space="preserve">Forest plot of standardized independent associations across the six cognitive tests, showing the outcome-dependent emergence of the e-CVRS signal and the uniform sensitivity of volumetry.</w:t>
+      </w:r>
+    </w:p>
+    <w:p>
+      <w:pPr>
+        <w:numPr>
+          <w:ilvl w:val="0"/>
+          <w:numId w:val="1003"/>
+        </w:numPr>
+        <w:pStyle w:val="Compact"/>
+      </w:pPr>
+      <w:r>
+        <w:rPr>
+          <w:b/>
+        </w:rPr>
+        <w:t xml:space="preserve">Figure 4.</w:t>
+      </w:r>
+      <w:r>
+        <w:t xml:space="preserve"> </w:t>
+      </w:r>
+      <w:r>
+        <w:t xml:space="preserve">Correlations of the three imaging measures with CSF Aβ42 and p-tau, all pointing in a direction consistent with pathology.</w:t>
       </w:r>
     </w:p>
     <w:sectPr/>
@@ -3759,6 +4308,109 @@
       <w:start w:val="1"/>
       <w:numFmt w:val="decimal"/>
       <w:lvlText w:val="%9."/>
+      <w:lvlJc w:val="left"/>
+      <w:pPr>
+        <w:tabs>
+          <w:tab w:val="num" w:pos="5760"/>
+        </w:tabs>
+        <w:ind w:left="6240" w:hanging="480"/>
+      </w:pPr>
+    </w:lvl>
+  </w:abstractNum>
+  <w:abstractNum w:abstractNumId="991">
+    <w:nsid w:val="71315dca"/>
+    <w:multiLevelType w:val="multilevel"/>
+    <w:lvl w:ilvl="0">
+      <w:numFmt w:val="bullet"/>
+      <w:lvlText w:val="•"/>
+      <w:lvlJc w:val="left"/>
+      <w:pPr>
+        <w:tabs>
+          <w:tab w:val="num" w:pos="0"/>
+        </w:tabs>
+        <w:ind w:left="480" w:hanging="480"/>
+      </w:pPr>
+    </w:lvl>
+    <w:lvl w:ilvl="1">
+      <w:numFmt w:val="bullet"/>
+      <w:lvlText w:val="–"/>
+      <w:lvlJc w:val="left"/>
+      <w:pPr>
+        <w:tabs>
+          <w:tab w:val="num" w:pos="720"/>
+        </w:tabs>
+        <w:ind w:left="1200" w:hanging="480"/>
+      </w:pPr>
+    </w:lvl>
+    <w:lvl w:ilvl="2">
+      <w:numFmt w:val="bullet"/>
+      <w:lvlText w:val="•"/>
+      <w:lvlJc w:val="left"/>
+      <w:pPr>
+        <w:tabs>
+          <w:tab w:val="num" w:pos="1440"/>
+        </w:tabs>
+        <w:ind w:left="1920" w:hanging="480"/>
+      </w:pPr>
+    </w:lvl>
+    <w:lvl w:ilvl="3">
+      <w:numFmt w:val="bullet"/>
+      <w:lvlText w:val="–"/>
+      <w:lvlJc w:val="left"/>
+      <w:pPr>
+        <w:tabs>
+          <w:tab w:val="num" w:pos="2160"/>
+        </w:tabs>
+        <w:ind w:left="2640" w:hanging="480"/>
+      </w:pPr>
+    </w:lvl>
+    <w:lvl w:ilvl="4">
+      <w:numFmt w:val="bullet"/>
+      <w:lvlText w:val="•"/>
+      <w:lvlJc w:val="left"/>
+      <w:pPr>
+        <w:tabs>
+          <w:tab w:val="num" w:pos="2880"/>
+        </w:tabs>
+        <w:ind w:left="3360" w:hanging="480"/>
+      </w:pPr>
+    </w:lvl>
+    <w:lvl w:ilvl="5">
+      <w:numFmt w:val="bullet"/>
+      <w:lvlText w:val="–"/>
+      <w:lvlJc w:val="left"/>
+      <w:pPr>
+        <w:tabs>
+          <w:tab w:val="num" w:pos="3600"/>
+        </w:tabs>
+        <w:ind w:left="4080" w:hanging="480"/>
+      </w:pPr>
+    </w:lvl>
+    <w:lvl w:ilvl="6">
+      <w:numFmt w:val="bullet"/>
+      <w:lvlText w:val="•"/>
+      <w:lvlJc w:val="left"/>
+      <w:pPr>
+        <w:tabs>
+          <w:tab w:val="num" w:pos="4320"/>
+        </w:tabs>
+        <w:ind w:left="4800" w:hanging="480"/>
+      </w:pPr>
+    </w:lvl>
+    <w:lvl w:ilvl="7">
+      <w:numFmt w:val="bullet"/>
+      <w:lvlText w:val="–"/>
+      <w:lvlJc w:val="left"/>
+      <w:pPr>
+        <w:tabs>
+          <w:tab w:val="num" w:pos="5040"/>
+        </w:tabs>
+        <w:ind w:left="5520" w:hanging="480"/>
+      </w:pPr>
+    </w:lvl>
+    <w:lvl w:ilvl="8">
+      <w:numFmt w:val="bullet"/>
+      <w:lvlText w:val="•"/>
       <w:lvlJc w:val="left"/>
       <w:pPr>
         <w:tabs>
@@ -3800,6 +4452,39 @@
     <w:lvlOverride w:ilvl="8">
       <w:startOverride w:val="1"/>
     </w:lvlOverride>
+  </w:num>
+  <w:num w:numId="1002">
+    <w:abstractNumId w:val="99411"/>
+    <w:lvlOverride w:ilvl="0">
+      <w:startOverride w:val="1"/>
+    </w:lvlOverride>
+    <w:lvlOverride w:ilvl="1">
+      <w:startOverride w:val="1"/>
+    </w:lvlOverride>
+    <w:lvlOverride w:ilvl="2">
+      <w:startOverride w:val="1"/>
+    </w:lvlOverride>
+    <w:lvlOverride w:ilvl="3">
+      <w:startOverride w:val="1"/>
+    </w:lvlOverride>
+    <w:lvlOverride w:ilvl="4">
+      <w:startOverride w:val="1"/>
+    </w:lvlOverride>
+    <w:lvlOverride w:ilvl="5">
+      <w:startOverride w:val="1"/>
+    </w:lvlOverride>
+    <w:lvlOverride w:ilvl="6">
+      <w:startOverride w:val="1"/>
+    </w:lvlOverride>
+    <w:lvlOverride w:ilvl="7">
+      <w:startOverride w:val="1"/>
+    </w:lvlOverride>
+    <w:lvlOverride w:ilvl="8">
+      <w:startOverride w:val="1"/>
+    </w:lvlOverride>
+  </w:num>
+  <w:num w:numId="1003">
+    <w:abstractNumId w:val="991"/>
   </w:num>
 </w:numbering>
 </file>
